--- a/storage/templates/berita-acara-serah-terima-pekerjaan.docx
+++ b/storage/templates/berita-acara-serah-terima-pekerjaan.docx
@@ -10,7 +10,7 @@
     <w:p>
       <w:pPr>
         <w:spacing w:before="29"/>
-        <w:ind w:right="7198"/>
+        <w:ind w:right="4363"/>
         <w:rPr>
           <w:sz w:val="24"/>
           <w:szCs w:val="24"/>
